--- a/Mark/Python AI ML/Mark Haney.docx
+++ b/Mark/Python AI ML/Mark Haney.docx
@@ -137,19 +137,7 @@
                 <w:sz w:val="24"/>
                 <w:szCs w:val="24"/>
               </w:rPr>
-              <w:t>P</w:t>
-            </w:r>
-            <w:bookmarkStart w:id="0" w:name="_GoBack"/>
-            <w:bookmarkEnd w:id="0"/>
-            <w:r>
-              <w:rPr>
-                <w:rFonts w:ascii="Stencil" w:eastAsia="Times New Roman" w:hAnsi="Stencil" w:cs="Times New Roman"/>
-                <w:b/>
-                <w:bCs/>
-                <w:sz w:val="24"/>
-                <w:szCs w:val="24"/>
-              </w:rPr>
-              <w:t>yTorch</w:t>
+              <w:t>PyTorch</w:t>
             </w:r>
             <w:proofErr w:type="spellEnd"/>
           </w:p>
@@ -178,6 +166,8 @@
                 <w:szCs w:val="24"/>
               </w:rPr>
             </w:pPr>
+            <w:bookmarkStart w:id="0" w:name="_GoBack"/>
+            <w:bookmarkEnd w:id="0"/>
             <w:r>
               <w:rPr>
                 <w:rFonts w:ascii="Times New Roman" w:eastAsia="Times New Roman" w:hAnsi="Times New Roman" w:cs="Times New Roman"/>
@@ -185,9 +175,6 @@
                 <w:szCs w:val="24"/>
               </w:rPr>
               <w:t>https://</w:t>
-            </w:r>
-            <w:r>
-              <w:t xml:space="preserve"> </w:t>
             </w:r>
             <w:r>
               <w:rPr>
@@ -6544,7 +6531,7 @@
 </file>
 
 <file path=customXml/itemProps1.xml><?xml version="1.0" encoding="utf-8"?>
-<ds:datastoreItem xmlns:ds="http://schemas.openxmlformats.org/officeDocument/2006/customXml" ds:itemID="{C6A769E4-1D56-45B6-BEF0-A1AD9E0F82B1}">
+<ds:datastoreItem xmlns:ds="http://schemas.openxmlformats.org/officeDocument/2006/customXml" ds:itemID="{A0579749-A7F6-42B9-8F1C-BBD1C0501439}">
   <ds:schemaRefs>
     <ds:schemaRef ds:uri="http://schemas.openxmlformats.org/officeDocument/2006/bibliography"/>
   </ds:schemaRefs>

--- a/Mark/Python AI ML/Mark Haney.docx
+++ b/Mark/Python AI ML/Mark Haney.docx
@@ -166,8 +166,6 @@
                 <w:szCs w:val="24"/>
               </w:rPr>
             </w:pPr>
-            <w:bookmarkStart w:id="0" w:name="_GoBack"/>
-            <w:bookmarkEnd w:id="0"/>
             <w:r>
               <w:rPr>
                 <w:rFonts w:ascii="Times New Roman" w:eastAsia="Times New Roman" w:hAnsi="Times New Roman" w:cs="Times New Roman"/>
@@ -199,7 +197,17 @@
                 <w:sz w:val="24"/>
                 <w:szCs w:val="24"/>
               </w:rPr>
-              <w:t xml:space="preserve">+1 (407) 801-1287 </w:t>
+              <w:t>+1 (430) 279-2231</w:t>
+            </w:r>
+            <w:bookmarkStart w:id="0" w:name="_GoBack"/>
+            <w:bookmarkEnd w:id="0"/>
+            <w:r>
+              <w:rPr>
+                <w:rFonts w:ascii="Times New Roman" w:eastAsia="Times New Roman" w:hAnsi="Times New Roman" w:cs="Times New Roman"/>
+                <w:sz w:val="24"/>
+                <w:szCs w:val="24"/>
+              </w:rPr>
+              <w:t xml:space="preserve"> </w:t>
             </w:r>
             <w:r>
               <w:rPr>
@@ -6531,7 +6539,7 @@
 </file>
 
 <file path=customXml/itemProps1.xml><?xml version="1.0" encoding="utf-8"?>
-<ds:datastoreItem xmlns:ds="http://schemas.openxmlformats.org/officeDocument/2006/customXml" ds:itemID="{A0579749-A7F6-42B9-8F1C-BBD1C0501439}">
+<ds:datastoreItem xmlns:ds="http://schemas.openxmlformats.org/officeDocument/2006/customXml" ds:itemID="{CAFE4471-53EB-46CD-959A-066C83C8B5F9}">
   <ds:schemaRefs>
     <ds:schemaRef ds:uri="http://schemas.openxmlformats.org/officeDocument/2006/bibliography"/>
   </ds:schemaRefs>

--- a/Mark/Python AI ML/Mark Haney.docx
+++ b/Mark/Python AI ML/Mark Haney.docx
@@ -199,8 +199,6 @@
               </w:rPr>
               <w:t>+1 (430) 279-2231</w:t>
             </w:r>
-            <w:bookmarkStart w:id="0" w:name="_GoBack"/>
-            <w:bookmarkEnd w:id="0"/>
             <w:r>
               <w:rPr>
                 <w:rFonts w:ascii="Times New Roman" w:eastAsia="Times New Roman" w:hAnsi="Times New Roman" w:cs="Times New Roman"/>
@@ -535,7 +533,7 @@
       </w:r>
       <w:proofErr w:type="spellEnd"/>
       <w:r>
-        <w:t xml:space="preserve"> 1.6–2.0, </w:t>
+        <w:t xml:space="preserve">, </w:t>
       </w:r>
       <w:proofErr w:type="spellStart"/>
       <w:r>
@@ -543,7 +541,7 @@
       </w:r>
       <w:proofErr w:type="spellEnd"/>
       <w:r>
-        <w:t xml:space="preserve"> 3.3–4.3, Hugging Face Transformers 4.25–4.41</w:t>
+        <w:t>, Hugging Face Transformers</w:t>
       </w:r>
     </w:p>
     <w:p>
@@ -601,7 +599,7 @@
       </w:r>
       <w:proofErr w:type="spellEnd"/>
       <w:r>
-        <w:t xml:space="preserve"> 0.0.300–0.2, </w:t>
+        <w:t xml:space="preserve">, </w:t>
       </w:r>
       <w:proofErr w:type="spellStart"/>
       <w:r>
@@ -609,7 +607,7 @@
       </w:r>
       <w:proofErr w:type="spellEnd"/>
       <w:r>
-        <w:t xml:space="preserve"> 0.8–0.10</w:t>
+        <w:t xml:space="preserve"> </w:t>
       </w:r>
     </w:p>
     <w:p>
@@ -645,7 +643,7 @@
         <w:t xml:space="preserve"> 0.95–0.111</w:t>
       </w:r>
       <w:r>
-        <w:t xml:space="preserve">, Django 3.2–5.0, Flask 2.0–3.0, REST APIs, </w:t>
+        <w:t xml:space="preserve">, Django, Flask, REST APIs, </w:t>
       </w:r>
       <w:proofErr w:type="spellStart"/>
       <w:r>
@@ -689,7 +687,7 @@
       </w:r>
       <w:proofErr w:type="spellEnd"/>
       <w:r>
-        <w:t xml:space="preserve"> 1.21–1.26, </w:t>
+        <w:t xml:space="preserve">, </w:t>
       </w:r>
       <w:proofErr w:type="spellStart"/>
       <w:r>
@@ -697,16 +695,16 @@
       </w:r>
       <w:proofErr w:type="spellEnd"/>
       <w:r>
-        <w:t xml:space="preserve"> 3.2–3.5, Airflow 2.3–2.9, </w:t>
+        <w:t>, Airflow</w:t>
+      </w:r>
+      <w:r>
+        <w:t xml:space="preserve">, </w:t>
       </w:r>
       <w:proofErr w:type="spellStart"/>
       <w:r>
         <w:t>dbt</w:t>
       </w:r>
       <w:proofErr w:type="spellEnd"/>
-      <w:r>
-        <w:t xml:space="preserve"> 1.4–1.8</w:t>
-      </w:r>
     </w:p>
     <w:p>
       <w:pPr>
@@ -740,7 +738,7 @@
       </w:r>
       <w:proofErr w:type="spellEnd"/>
       <w:r>
-        <w:t xml:space="preserve"> 2.3–2.13, model registry, feature pipelines, inference monitoring, A/B testing, drift checks</w:t>
+        <w:t>, model registry, feature pipelines, inference monitoring, A/B testing, drift checks</w:t>
       </w:r>
     </w:p>
     <w:p>
@@ -777,7 +775,7 @@
         <w:t>GCP</w:t>
       </w:r>
       <w:r>
-        <w:t>, Docker 20–26, Kubernetes 1.23–1.30, Terraform 1.3–1.8, GitHub Actions, CI/CD</w:t>
+        <w:t>, Docker, Kubernetes, Terraform, GitHub Actions, CI/CD</w:t>
       </w:r>
     </w:p>
     <w:p>
@@ -796,7 +794,7 @@
         <w:t>Databases:</w:t>
       </w:r>
       <w:r>
-        <w:t xml:space="preserve"> PostgreSQL 12–16, MongoDB 4.4–7.0, </w:t>
+        <w:t xml:space="preserve"> PostgreSQL, MongoDB, </w:t>
       </w:r>
       <w:proofErr w:type="spellStart"/>
       <w:r>
@@ -804,11 +802,14 @@
       </w:r>
       <w:proofErr w:type="spellEnd"/>
       <w:r>
-        <w:t xml:space="preserve"> 6–7, </w:t>
+        <w:t xml:space="preserve">, </w:t>
       </w:r>
       <w:proofErr w:type="spellStart"/>
       <w:r>
-        <w:t>BigQuery</w:t>
+        <w:t>Big</w:t>
+      </w:r>
+      <w:r>
+        <w:t>Query</w:t>
       </w:r>
       <w:proofErr w:type="spellEnd"/>
       <w:r>
@@ -819,9 +820,6 @@
         <w:t>Elasticsearch</w:t>
       </w:r>
       <w:proofErr w:type="spellEnd"/>
-      <w:r>
-        <w:t xml:space="preserve"> 7–8</w:t>
-      </w:r>
     </w:p>
     <w:p>
       <w:pPr>
@@ -847,7 +845,7 @@
       </w:r>
       <w:proofErr w:type="spellEnd"/>
       <w:r>
-        <w:t xml:space="preserve"> 6–8, unit testing, integration testing, API contract testing, load testing, model validation</w:t>
+        <w:t>, unit testing, integration testing, API contract testing, load testing, model validation</w:t>
       </w:r>
     </w:p>
     <w:p>
@@ -1115,16 +1113,7 @@
       </w:r>
       <w:proofErr w:type="spellEnd"/>
       <w:r>
-        <w:t xml:space="preserve">, and Airflow, reducing duplicate preprocessing logic across teams by </w:t>
-      </w:r>
-      <w:r>
-        <w:rPr>
-          <w:rStyle w:val="Strong"/>
-        </w:rPr>
-        <w:t>26%</w:t>
-      </w:r>
-      <w:r>
-        <w:t>.</w:t>
+        <w:t>, and Airflow, reducing duplicate preprocessing logic across teams.</w:t>
       </w:r>
     </w:p>
     <w:p>
@@ -1167,7 +1156,6 @@
         <w:jc w:val="both"/>
       </w:pPr>
       <w:r>
-        <w:lastRenderedPageBreak/>
         <w:t>Resolved a recurring production issue where model APIs returned inconsistent predictions because training and inference used different normalization logic, then centralized the feature contract.</w:t>
       </w:r>
     </w:p>
@@ -1200,16 +1188,7 @@
       </w:r>
       <w:proofErr w:type="spellEnd"/>
       <w:r>
-        <w:t xml:space="preserve"> endpoints with background workers, improving request throughput by </w:t>
-      </w:r>
-      <w:r>
-        <w:rPr>
-          <w:rStyle w:val="Strong"/>
-        </w:rPr>
-        <w:t>29%</w:t>
-      </w:r>
-      <w:r>
-        <w:t xml:space="preserve"> under high-volume data processing workloads.</w:t>
+        <w:t xml:space="preserve"> endpoints with background workers, improving request throughput under high-volume data processing workloads.</w:t>
       </w:r>
     </w:p>
     <w:p>
@@ -1243,6 +1222,7 @@
         <w:jc w:val="both"/>
       </w:pPr>
       <w:r>
+        <w:lastRenderedPageBreak/>
         <w:t>Created a model validation layer that blocked low-quality deployments when accuracy, precision, recall, or input schema checks failed during automated release testing.</w:t>
       </w:r>
     </w:p>
@@ -1265,16 +1245,7 @@
         <w:t>Python 3.11</w:t>
       </w:r>
       <w:r>
-        <w:t xml:space="preserve">, reducing container size and improving cold-start behavior by </w:t>
-      </w:r>
-      <w:r>
-        <w:rPr>
-          <w:rStyle w:val="Strong"/>
-        </w:rPr>
-        <w:t>21%</w:t>
-      </w:r>
-      <w:r>
-        <w:t xml:space="preserve"> in staging and production.</w:t>
+        <w:t>, reducing container size and improving cold-start behavior in staging and production.</w:t>
       </w:r>
     </w:p>
     <w:p>
@@ -1544,16 +1515,7 @@
         <w:jc w:val="both"/>
       </w:pPr>
       <w:r>
-        <w:t xml:space="preserve">Developed predictive scoring pipelines for property and customer workflow data, reducing manual review effort by </w:t>
-      </w:r>
-      <w:r>
-        <w:rPr>
-          <w:rStyle w:val="Strong"/>
-        </w:rPr>
-        <w:t>35%</w:t>
-      </w:r>
-      <w:r>
-        <w:t xml:space="preserve"> through cleaner feature engineering and automated ranking.</w:t>
+        <w:t>Developed predictive scoring pipelines for property and customer workflow data, reducing manual review effort through cleaner feature engineering and automated ranking.</w:t>
       </w:r>
     </w:p>
     <w:p>
@@ -1644,16 +1606,7 @@
         <w:jc w:val="both"/>
       </w:pPr>
       <w:r>
-        <w:t xml:space="preserve">Reduced AWS processing cost by </w:t>
-      </w:r>
-      <w:r>
-        <w:rPr>
-          <w:rStyle w:val="Strong"/>
-        </w:rPr>
-        <w:t>22%</w:t>
-      </w:r>
-      <w:r>
-        <w:t xml:space="preserve"> by optimizing batch window sizes, caching repeated lookups, and removing unnecessary model </w:t>
+        <w:t xml:space="preserve">Reduced AWS processing cost by optimizing batch window sizes, caching repeated lookups, and removing unnecessary model </w:t>
       </w:r>
       <w:proofErr w:type="spellStart"/>
       <w:r>
@@ -1770,7 +1723,6 @@
           <w:sz w:val="24"/>
           <w:szCs w:val="24"/>
         </w:rPr>
-        <w:lastRenderedPageBreak/>
         <w:t>Software Engineer</w:t>
       </w:r>
     </w:p>
@@ -1883,6 +1835,7 @@
         <w:jc w:val="both"/>
       </w:pPr>
       <w:r>
+        <w:lastRenderedPageBreak/>
         <w:t xml:space="preserve">Developed Python and data-processing features for a </w:t>
       </w:r>
       <w:r>
@@ -1938,16 +1891,7 @@
         <w:t>-learn 0.18–0.19</w:t>
       </w:r>
       <w:r>
-        <w:t xml:space="preserve">, reducing duplicate constituent records by </w:t>
-      </w:r>
-      <w:r>
-        <w:rPr>
-          <w:rStyle w:val="Strong"/>
-        </w:rPr>
-        <w:t>27%</w:t>
-      </w:r>
-      <w:r>
-        <w:t xml:space="preserve"> across imported customer datasets.</w:t>
+        <w:t>, reducing duplicate constituent records across imported customer datasets.</w:t>
       </w:r>
     </w:p>
     <w:p>
@@ -1960,16 +1904,15 @@
         <w:jc w:val="both"/>
       </w:pPr>
       <w:r>
-        <w:t xml:space="preserve">Improved nightly data processing reliability by </w:t>
-      </w:r>
-      <w:r>
-        <w:rPr>
-          <w:rStyle w:val="Strong"/>
-        </w:rPr>
-        <w:t>31%</w:t>
-      </w:r>
-      <w:r>
-        <w:t xml:space="preserve"> after tracing Celery queue failures to timeout handling, memory-heavy joins, and missing retry logic.</w:t>
+        <w:t xml:space="preserve">Improved nightly data processing reliability after tracing Celery queue failures to timeout handling, memory-heavy </w:t>
+      </w:r>
+      <w:proofErr w:type="gramStart"/>
+      <w:r>
+        <w:t>joins,</w:t>
+      </w:r>
+      <w:proofErr w:type="gramEnd"/>
+      <w:r>
+        <w:t xml:space="preserve"> and missing retry logic.</w:t>
       </w:r>
     </w:p>
     <w:p>
@@ -1982,16 +1925,7 @@
         <w:jc w:val="both"/>
       </w:pPr>
       <w:r>
-        <w:t xml:space="preserve">Implemented campaign segmentation logic that used historical donation behavior, engagement signals, and rule-based scoring to improve targeting accuracy by </w:t>
-      </w:r>
-      <w:r>
-        <w:rPr>
-          <w:rStyle w:val="Strong"/>
-        </w:rPr>
-        <w:t>19%</w:t>
-      </w:r>
-      <w:r>
-        <w:t>.</w:t>
+        <w:t>Implemented campaign segmentation logic that used historical donation behavior, engagement signals, and rule-based scoring to improve targeting accuracy.</w:t>
       </w:r>
     </w:p>
     <w:p>
@@ -2252,16 +2186,7 @@
         <w:t>-learn 0.16–0.17</w:t>
       </w:r>
       <w:r>
-        <w:t xml:space="preserve">, improving routing accuracy by </w:t>
-      </w:r>
-      <w:r>
-        <w:rPr>
-          <w:rStyle w:val="Strong"/>
-        </w:rPr>
-        <w:t>21%</w:t>
-      </w:r>
-      <w:r>
-        <w:t xml:space="preserve"> for high-volume public-sector content.</w:t>
+        <w:t>, improving routing accuracy for high-volume public-sector content.</w:t>
       </w:r>
     </w:p>
     <w:p>
@@ -2280,8 +2205,16 @@
         <w:rPr>
           <w:rStyle w:val="Strong"/>
         </w:rPr>
-        <w:t>34%</w:t>
-      </w:r>
+        <w:t>34</w:t>
+      </w:r>
+      <w:bookmarkStart w:id="0" w:name="_GoBack"/>
+      <w:r>
+        <w:rPr>
+          <w:rStyle w:val="Strong"/>
+        </w:rPr>
+        <w:t>%</w:t>
+      </w:r>
+      <w:bookmarkEnd w:id="0"/>
       <w:r>
         <w:t xml:space="preserve"> by building Python ETL scripts that cleaned, aggregated, and exported operational metrics from multiple government systems.</w:t>
       </w:r>
@@ -2322,16 +2255,7 @@
         <w:jc w:val="both"/>
       </w:pPr>
       <w:r>
-        <w:t xml:space="preserve">Improved deployment stability by </w:t>
-      </w:r>
-      <w:r>
-        <w:rPr>
-          <w:rStyle w:val="Strong"/>
-        </w:rPr>
-        <w:t>17%</w:t>
-      </w:r>
-      <w:r>
-        <w:t xml:space="preserve"> after adding Jenkins validation steps, smoke tests, and rollback documentation for backend service releases.</w:t>
+        <w:t>Improved deployment stability after adding Jenkins validation steps, smoke tests, and rollback documentation for backend service releases.</w:t>
       </w:r>
     </w:p>
     <w:p>
@@ -2362,17 +2286,6 @@
     </w:p>
     <w:p>
       <w:pPr>
-        <w:spacing w:before="100" w:beforeAutospacing="1" w:after="100" w:afterAutospacing="1" w:line="240" w:lineRule="auto"/>
-        <w:jc w:val="both"/>
-        <w:rPr>
-          <w:rFonts w:ascii="Times New Roman" w:eastAsia="Times New Roman" w:hAnsi="Times New Roman" w:cs="Times New Roman"/>
-          <w:sz w:val="24"/>
-          <w:szCs w:val="24"/>
-        </w:rPr>
-      </w:pPr>
-    </w:p>
-    <w:p>
-      <w:pPr>
         <w:spacing w:after="0" w:line="240" w:lineRule="auto"/>
         <w:jc w:val="both"/>
         <w:rPr>
@@ -2410,7 +2323,6 @@
           <w:sz w:val="24"/>
           <w:szCs w:val="24"/>
         </w:rPr>
-        <w:lastRenderedPageBreak/>
         <w:t>Junior Software Developer</w:t>
       </w:r>
     </w:p>
@@ -2529,16 +2441,8 @@
         <w:jc w:val="both"/>
       </w:pPr>
       <w:r>
-        <w:t xml:space="preserve">Created ticket triage scripts that grouped support requests by keywords, service category, and customer priority, reducing manual routing time by </w:t>
-      </w:r>
-      <w:r>
-        <w:rPr>
-          <w:rStyle w:val="Strong"/>
-        </w:rPr>
-        <w:t>23%</w:t>
-      </w:r>
-      <w:r>
-        <w:t>.</w:t>
+        <w:lastRenderedPageBreak/>
+        <w:t>Created ticket triage scripts that grouped support requests by keywords, service category, and customer priority, reducing manual routing time.</w:t>
       </w:r>
     </w:p>
     <w:p>
@@ -2551,16 +2455,7 @@
         <w:jc w:val="both"/>
       </w:pPr>
       <w:r>
-        <w:t xml:space="preserve">Improved inventory forecasting reports by </w:t>
-      </w:r>
-      <w:r>
-        <w:rPr>
-          <w:rStyle w:val="Strong"/>
-        </w:rPr>
-        <w:t>16%</w:t>
-      </w:r>
-      <w:r>
-        <w:t xml:space="preserve"> using Python data scripts, SQL queries, and basic statistical models for hardware and service demand tracking.</w:t>
+        <w:t>Improved inventory forecasting reports using Python data scripts, SQL queries, and basic statistical models for hardware and service demand tracking.</w:t>
       </w:r>
     </w:p>
     <w:p>
@@ -6539,7 +6434,7 @@
 </file>
 
 <file path=customXml/itemProps1.xml><?xml version="1.0" encoding="utf-8"?>
-<ds:datastoreItem xmlns:ds="http://schemas.openxmlformats.org/officeDocument/2006/customXml" ds:itemID="{CAFE4471-53EB-46CD-959A-066C83C8B5F9}">
+<ds:datastoreItem xmlns:ds="http://schemas.openxmlformats.org/officeDocument/2006/customXml" ds:itemID="{A3FD074C-6B2E-437D-B369-DCEBB89EAA41}">
   <ds:schemaRefs>
     <ds:schemaRef ds:uri="http://schemas.openxmlformats.org/officeDocument/2006/bibliography"/>
   </ds:schemaRefs>
